--- a/Mentorias/2026-09-16_Emerson_e_Julio/09_Prever_volatilidade_RESUMIDO.docx
+++ b/Mentorias/2026-09-16_Emerson_e_Julio/09_Prever_volatilidade_RESUMIDO.docx
@@ -79,7 +79,7 @@
           <w:rFonts w:ascii="Times New Roman" w:hAnsi="Times New Roman"/>
           <w:sz w:val="20"/>
         </w:rPr>
-        <w:t>Versão resumida do documento 08, para leitura em cinco minutos. Elaborado em 20 de setembro de 2026.</w:t>
+        <w:t>Versão resumida do documento 08, para leitura em cinco minutos. Começa pela resposta em porcentagem. Elaborado em 20 de setembro de 2026.</w:t>
       </w:r>
     </w:p>
     <w:p>
@@ -98,7 +98,1108 @@
           <w:b/>
           <w:sz w:val="24"/>
         </w:rPr>
-        <w:t>1 A PERGUNTA</w:t>
+        <w:t>1 PRIMEIRO, A RESPOSTA EM PORCENTAGEM</w:t>
+      </w:r>
+    </w:p>
+    <w:p>
+      <w:pPr>
+        <w:spacing w:line="360" w:lineRule="auto" w:after="120"/>
+        <w:ind w:firstLine="709"/>
+        <w:jc w:val="both"/>
+      </w:pPr>
+      <w:r>
+        <w:rPr>
+          <w:rFonts w:ascii="Times New Roman" w:hAnsi="Times New Roman"/>
+          <w:sz w:val="24"/>
+        </w:rPr>
+        <w:t xml:space="preserve">A pergunta da pesquisa é simples: </w:t>
+      </w:r>
+      <w:r>
+        <w:rPr>
+          <w:rFonts w:ascii="Times New Roman" w:hAnsi="Times New Roman"/>
+          <w:b/>
+          <w:sz w:val="24"/>
+        </w:rPr>
+        <w:t>a notícia mexe no preço e na volatilidade? Em quanto por cento?</w:t>
+      </w:r>
+      <w:r>
+        <w:rPr>
+          <w:rFonts w:ascii="Times New Roman" w:hAnsi="Times New Roman"/>
+          <w:sz w:val="24"/>
+        </w:rPr>
+      </w:r>
+    </w:p>
+    <w:p>
+      <w:pPr>
+        <w:spacing w:line="360" w:lineRule="auto" w:after="120"/>
+        <w:ind w:firstLine="709"/>
+        <w:jc w:val="both"/>
+      </w:pPr>
+      <w:r>
+        <w:rPr>
+          <w:rFonts w:ascii="Times New Roman" w:hAnsi="Times New Roman"/>
+          <w:sz w:val="24"/>
+        </w:rPr>
+        <w:t xml:space="preserve">Comparei com </w:t>
+      </w:r>
+      <w:r>
+        <w:rPr>
+          <w:rFonts w:ascii="Times New Roman" w:hAnsi="Times New Roman"/>
+          <w:b/>
+          <w:sz w:val="24"/>
+        </w:rPr>
+        <w:t>618 noites em que não houve nada</w:t>
+      </w:r>
+      <w:r>
+        <w:rPr>
+          <w:rFonts w:ascii="Times New Roman" w:hAnsi="Times New Roman"/>
+          <w:sz w:val="24"/>
+        </w:rPr>
+        <w:t xml:space="preserve"> — nem notícia acima do normal, nem comunicado à CVM. O asterisco marca o que passa no teste.</w:t>
+      </w:r>
+    </w:p>
+    <w:p>
+      <w:pPr>
+        <w:spacing w:line="240" w:lineRule="auto" w:before="120" w:after="40"/>
+        <w:jc w:val="center"/>
+      </w:pPr>
+      <w:r>
+        <w:rPr>
+          <w:rFonts w:ascii="Times New Roman" w:hAnsi="Times New Roman"/>
+          <w:sz w:val="20"/>
+        </w:rPr>
+        <w:t>Tabela 1 – Quanto cada tipo de noite move o dia seguinte</w:t>
+      </w:r>
+    </w:p>
+    <w:tbl>
+      <w:tblPr>
+        <w:tblW w:type="auto" w:w="0"/>
+        <w:jc w:val="center"/>
+        <w:tblLook w:firstColumn="1" w:firstRow="1" w:lastColumn="0" w:lastRow="0" w:noHBand="0" w:noVBand="1" w:val="04A0"/>
+        <w:tblBorders>
+          <w:top w:val="single" w:sz="8" w:color="000000"/>
+          <w:bottom w:val="single" w:sz="8" w:color="000000"/>
+          <w:left w:val="none" w:sz="0"/>
+          <w:right w:val="none" w:sz="0"/>
+          <w:insideV w:val="none" w:sz="0"/>
+        </w:tblBorders>
+      </w:tblPr>
+      <w:tblGrid>
+        <w:gridCol w:w="1881"/>
+        <w:gridCol w:w="1881"/>
+        <w:gridCol w:w="1881"/>
+        <w:gridCol w:w="1881"/>
+        <w:gridCol w:w="1881"/>
+      </w:tblGrid>
+      <w:tr>
+        <w:tc>
+          <w:tcPr>
+            <w:tcW w:type="dxa" w:w="1881"/>
+            <w:tcBorders>
+              <w:bottom w:val="single" w:sz="8" w:color="000000"/>
+            </w:tcBorders>
+          </w:tcPr>
+          <w:p>
+            <w:pPr>
+              <w:spacing w:line="240" w:lineRule="auto" w:after="0"/>
+            </w:pPr>
+            <w:r>
+              <w:rPr>
+                <w:rFonts w:ascii="Times New Roman" w:hAnsi="Times New Roman"/>
+                <w:b/>
+                <w:sz w:val="22"/>
+              </w:rPr>
+              <w:t>O que aconteceu na noite</w:t>
+            </w:r>
+          </w:p>
+        </w:tc>
+        <w:tc>
+          <w:tcPr>
+            <w:tcW w:type="dxa" w:w="1881"/>
+            <w:tcBorders>
+              <w:bottom w:val="single" w:sz="8" w:color="000000"/>
+            </w:tcBorders>
+          </w:tcPr>
+          <w:p>
+            <w:pPr>
+              <w:spacing w:line="240" w:lineRule="auto" w:after="0"/>
+            </w:pPr>
+            <w:r>
+              <w:rPr>
+                <w:rFonts w:ascii="Times New Roman" w:hAnsi="Times New Roman"/>
+                <w:b/>
+                <w:sz w:val="22"/>
+              </w:rPr>
+              <w:t>Noites</w:t>
+            </w:r>
+          </w:p>
+        </w:tc>
+        <w:tc>
+          <w:tcPr>
+            <w:tcW w:type="dxa" w:w="1881"/>
+            <w:tcBorders>
+              <w:bottom w:val="single" w:sz="8" w:color="000000"/>
+            </w:tcBorders>
+          </w:tcPr>
+          <w:p>
+            <w:pPr>
+              <w:spacing w:line="240" w:lineRule="auto" w:after="0"/>
+            </w:pPr>
+            <w:r>
+              <w:rPr>
+                <w:rFonts w:ascii="Times New Roman" w:hAnsi="Times New Roman"/>
+                <w:b/>
+                <w:sz w:val="22"/>
+              </w:rPr>
+              <w:t>Volatilidade</w:t>
+            </w:r>
+          </w:p>
+        </w:tc>
+        <w:tc>
+          <w:tcPr>
+            <w:tcW w:type="dxa" w:w="1881"/>
+            <w:tcBorders>
+              <w:bottom w:val="single" w:sz="8" w:color="000000"/>
+            </w:tcBorders>
+          </w:tcPr>
+          <w:p>
+            <w:pPr>
+              <w:spacing w:line="240" w:lineRule="auto" w:after="0"/>
+            </w:pPr>
+            <w:r>
+              <w:rPr>
+                <w:rFonts w:ascii="Times New Roman" w:hAnsi="Times New Roman"/>
+                <w:b/>
+                <w:sz w:val="22"/>
+              </w:rPr>
+              <w:t>Tamanho da variação</w:t>
+            </w:r>
+          </w:p>
+        </w:tc>
+        <w:tc>
+          <w:tcPr>
+            <w:tcW w:type="dxa" w:w="1881"/>
+            <w:tcBorders>
+              <w:bottom w:val="single" w:sz="8" w:color="000000"/>
+            </w:tcBorders>
+          </w:tcPr>
+          <w:p>
+            <w:pPr>
+              <w:spacing w:line="240" w:lineRule="auto" w:after="0"/>
+            </w:pPr>
+            <w:r>
+              <w:rPr>
+                <w:rFonts w:ascii="Times New Roman" w:hAnsi="Times New Roman"/>
+                <w:b/>
+                <w:sz w:val="22"/>
+              </w:rPr>
+              <w:t>Volume</w:t>
+            </w:r>
+          </w:p>
+        </w:tc>
+      </w:tr>
+      <w:tr>
+        <w:tc>
+          <w:tcPr>
+            <w:tcW w:type="dxa" w:w="1881"/>
+          </w:tcPr>
+          <w:p>
+            <w:pPr>
+              <w:spacing w:line="240" w:lineRule="auto" w:after="0"/>
+            </w:pPr>
+            <w:r>
+              <w:rPr>
+                <w:rFonts w:ascii="Times New Roman" w:hAnsi="Times New Roman"/>
+                <w:b w:val="0"/>
+                <w:sz w:val="22"/>
+              </w:rPr>
+              <w:t>muita notícia, sem CVM</w:t>
+            </w:r>
+          </w:p>
+        </w:tc>
+        <w:tc>
+          <w:tcPr>
+            <w:tcW w:type="dxa" w:w="1881"/>
+          </w:tcPr>
+          <w:p>
+            <w:pPr>
+              <w:spacing w:line="240" w:lineRule="auto" w:after="0"/>
+            </w:pPr>
+            <w:r>
+              <w:rPr>
+                <w:rFonts w:ascii="Times New Roman" w:hAnsi="Times New Roman"/>
+                <w:b w:val="0"/>
+                <w:sz w:val="22"/>
+              </w:rPr>
+              <w:t>449</w:t>
+            </w:r>
+          </w:p>
+        </w:tc>
+        <w:tc>
+          <w:tcPr>
+            <w:tcW w:type="dxa" w:w="1881"/>
+          </w:tcPr>
+          <w:p>
+            <w:pPr>
+              <w:spacing w:line="240" w:lineRule="auto" w:after="0"/>
+            </w:pPr>
+            <w:r>
+              <w:rPr>
+                <w:rFonts w:ascii="Times New Roman" w:hAnsi="Times New Roman"/>
+                <w:b w:val="0"/>
+                <w:sz w:val="22"/>
+              </w:rPr>
+              <w:t>-3,5%</w:t>
+            </w:r>
+          </w:p>
+        </w:tc>
+        <w:tc>
+          <w:tcPr>
+            <w:tcW w:type="dxa" w:w="1881"/>
+          </w:tcPr>
+          <w:p>
+            <w:pPr>
+              <w:spacing w:line="240" w:lineRule="auto" w:after="0"/>
+            </w:pPr>
+            <w:r>
+              <w:rPr>
+                <w:rFonts w:ascii="Times New Roman" w:hAnsi="Times New Roman"/>
+                <w:b w:val="0"/>
+                <w:sz w:val="22"/>
+              </w:rPr>
+              <w:t>-0,6%</w:t>
+            </w:r>
+          </w:p>
+        </w:tc>
+        <w:tc>
+          <w:tcPr>
+            <w:tcW w:type="dxa" w:w="1881"/>
+          </w:tcPr>
+          <w:p>
+            <w:pPr>
+              <w:spacing w:line="240" w:lineRule="auto" w:after="0"/>
+            </w:pPr>
+            <w:r>
+              <w:rPr>
+                <w:rFonts w:ascii="Times New Roman" w:hAnsi="Times New Roman"/>
+                <w:b w:val="0"/>
+                <w:sz w:val="22"/>
+              </w:rPr>
+              <w:t>-5,0% *</w:t>
+            </w:r>
+          </w:p>
+        </w:tc>
+      </w:tr>
+      <w:tr>
+        <w:tc>
+          <w:tcPr>
+            <w:tcW w:type="dxa" w:w="1881"/>
+          </w:tcPr>
+          <w:p>
+            <w:pPr>
+              <w:spacing w:line="240" w:lineRule="auto" w:after="0"/>
+            </w:pPr>
+            <w:r>
+              <w:rPr>
+                <w:rFonts w:ascii="Times New Roman" w:hAnsi="Times New Roman"/>
+                <w:b w:val="0"/>
+                <w:sz w:val="22"/>
+              </w:rPr>
+              <w:t>Comunicado ao Mercado</w:t>
+            </w:r>
+          </w:p>
+        </w:tc>
+        <w:tc>
+          <w:tcPr>
+            <w:tcW w:type="dxa" w:w="1881"/>
+          </w:tcPr>
+          <w:p>
+            <w:pPr>
+              <w:spacing w:line="240" w:lineRule="auto" w:after="0"/>
+            </w:pPr>
+            <w:r>
+              <w:rPr>
+                <w:rFonts w:ascii="Times New Roman" w:hAnsi="Times New Roman"/>
+                <w:b w:val="0"/>
+                <w:sz w:val="22"/>
+              </w:rPr>
+              <w:t>828</w:t>
+            </w:r>
+          </w:p>
+        </w:tc>
+        <w:tc>
+          <w:tcPr>
+            <w:tcW w:type="dxa" w:w="1881"/>
+          </w:tcPr>
+          <w:p>
+            <w:pPr>
+              <w:spacing w:line="240" w:lineRule="auto" w:after="0"/>
+            </w:pPr>
+            <w:r>
+              <w:rPr>
+                <w:rFonts w:ascii="Times New Roman" w:hAnsi="Times New Roman"/>
+                <w:b w:val="0"/>
+                <w:sz w:val="22"/>
+              </w:rPr>
+              <w:t>-0,5%</w:t>
+            </w:r>
+          </w:p>
+        </w:tc>
+        <w:tc>
+          <w:tcPr>
+            <w:tcW w:type="dxa" w:w="1881"/>
+          </w:tcPr>
+          <w:p>
+            <w:pPr>
+              <w:spacing w:line="240" w:lineRule="auto" w:after="0"/>
+            </w:pPr>
+            <w:r>
+              <w:rPr>
+                <w:rFonts w:ascii="Times New Roman" w:hAnsi="Times New Roman"/>
+                <w:b w:val="0"/>
+                <w:sz w:val="22"/>
+              </w:rPr>
+              <w:t>-1,3%</w:t>
+            </w:r>
+          </w:p>
+        </w:tc>
+        <w:tc>
+          <w:tcPr>
+            <w:tcW w:type="dxa" w:w="1881"/>
+          </w:tcPr>
+          <w:p>
+            <w:pPr>
+              <w:spacing w:line="240" w:lineRule="auto" w:after="0"/>
+            </w:pPr>
+            <w:r>
+              <w:rPr>
+                <w:rFonts w:ascii="Times New Roman" w:hAnsi="Times New Roman"/>
+                <w:b w:val="0"/>
+                <w:sz w:val="22"/>
+              </w:rPr>
+              <w:t>-1,1% *</w:t>
+            </w:r>
+          </w:p>
+        </w:tc>
+      </w:tr>
+      <w:tr>
+        <w:tc>
+          <w:tcPr>
+            <w:tcW w:type="dxa" w:w="1881"/>
+          </w:tcPr>
+          <w:p>
+            <w:pPr>
+              <w:spacing w:line="240" w:lineRule="auto" w:after="0"/>
+            </w:pPr>
+            <w:r>
+              <w:rPr>
+                <w:rFonts w:ascii="Times New Roman" w:hAnsi="Times New Roman"/>
+                <w:b w:val="0"/>
+                <w:sz w:val="22"/>
+              </w:rPr>
+              <w:t>Fato Relevante</w:t>
+            </w:r>
+          </w:p>
+        </w:tc>
+        <w:tc>
+          <w:tcPr>
+            <w:tcW w:type="dxa" w:w="1881"/>
+          </w:tcPr>
+          <w:p>
+            <w:pPr>
+              <w:spacing w:line="240" w:lineRule="auto" w:after="0"/>
+            </w:pPr>
+            <w:r>
+              <w:rPr>
+                <w:rFonts w:ascii="Times New Roman" w:hAnsi="Times New Roman"/>
+                <w:b w:val="0"/>
+                <w:sz w:val="22"/>
+              </w:rPr>
+              <w:t>414</w:t>
+            </w:r>
+          </w:p>
+        </w:tc>
+        <w:tc>
+          <w:tcPr>
+            <w:tcW w:type="dxa" w:w="1881"/>
+          </w:tcPr>
+          <w:p>
+            <w:pPr>
+              <w:spacing w:line="240" w:lineRule="auto" w:after="0"/>
+            </w:pPr>
+            <w:r>
+              <w:rPr>
+                <w:rFonts w:ascii="Times New Roman" w:hAnsi="Times New Roman"/>
+                <w:b w:val="0"/>
+                <w:sz w:val="22"/>
+              </w:rPr>
+              <w:t>+6,4%</w:t>
+            </w:r>
+          </w:p>
+        </w:tc>
+        <w:tc>
+          <w:tcPr>
+            <w:tcW w:type="dxa" w:w="1881"/>
+          </w:tcPr>
+          <w:p>
+            <w:pPr>
+              <w:spacing w:line="240" w:lineRule="auto" w:after="0"/>
+            </w:pPr>
+            <w:r>
+              <w:rPr>
+                <w:rFonts w:ascii="Times New Roman" w:hAnsi="Times New Roman"/>
+                <w:b w:val="0"/>
+                <w:sz w:val="22"/>
+              </w:rPr>
+              <w:t>+18,9% *</w:t>
+            </w:r>
+          </w:p>
+        </w:tc>
+        <w:tc>
+          <w:tcPr>
+            <w:tcW w:type="dxa" w:w="1881"/>
+          </w:tcPr>
+          <w:p>
+            <w:pPr>
+              <w:spacing w:line="240" w:lineRule="auto" w:after="0"/>
+            </w:pPr>
+            <w:r>
+              <w:rPr>
+                <w:rFonts w:ascii="Times New Roman" w:hAnsi="Times New Roman"/>
+                <w:b w:val="0"/>
+                <w:sz w:val="22"/>
+              </w:rPr>
+              <w:t>+11,9%</w:t>
+            </w:r>
+          </w:p>
+        </w:tc>
+      </w:tr>
+      <w:tr>
+        <w:tc>
+          <w:tcPr>
+            <w:tcW w:type="dxa" w:w="1881"/>
+          </w:tcPr>
+          <w:p>
+            <w:pPr>
+              <w:spacing w:line="240" w:lineRule="auto" w:after="0"/>
+            </w:pPr>
+            <w:r>
+              <w:rPr>
+                <w:rFonts w:ascii="Times New Roman" w:hAnsi="Times New Roman"/>
+                <w:b w:val="0"/>
+                <w:sz w:val="22"/>
+              </w:rPr>
+              <w:t>FATO RELEVANTE + muita notícia</w:t>
+            </w:r>
+          </w:p>
+        </w:tc>
+        <w:tc>
+          <w:tcPr>
+            <w:tcW w:type="dxa" w:w="1881"/>
+          </w:tcPr>
+          <w:p>
+            <w:pPr>
+              <w:spacing w:line="240" w:lineRule="auto" w:after="0"/>
+            </w:pPr>
+            <w:r>
+              <w:rPr>
+                <w:rFonts w:ascii="Times New Roman" w:hAnsi="Times New Roman"/>
+                <w:b w:val="0"/>
+                <w:sz w:val="22"/>
+              </w:rPr>
+              <w:t>225</w:t>
+            </w:r>
+          </w:p>
+        </w:tc>
+        <w:tc>
+          <w:tcPr>
+            <w:tcW w:type="dxa" w:w="1881"/>
+          </w:tcPr>
+          <w:p>
+            <w:pPr>
+              <w:spacing w:line="240" w:lineRule="auto" w:after="0"/>
+            </w:pPr>
+            <w:r>
+              <w:rPr>
+                <w:rFonts w:ascii="Times New Roman" w:hAnsi="Times New Roman"/>
+                <w:b w:val="0"/>
+                <w:sz w:val="22"/>
+              </w:rPr>
+              <w:t>+13,2% *</w:t>
+            </w:r>
+          </w:p>
+        </w:tc>
+        <w:tc>
+          <w:tcPr>
+            <w:tcW w:type="dxa" w:w="1881"/>
+          </w:tcPr>
+          <w:p>
+            <w:pPr>
+              <w:spacing w:line="240" w:lineRule="auto" w:after="0"/>
+            </w:pPr>
+            <w:r>
+              <w:rPr>
+                <w:rFonts w:ascii="Times New Roman" w:hAnsi="Times New Roman"/>
+                <w:b w:val="0"/>
+                <w:sz w:val="22"/>
+              </w:rPr>
+              <w:t>+38,2% *</w:t>
+            </w:r>
+          </w:p>
+        </w:tc>
+        <w:tc>
+          <w:tcPr>
+            <w:tcW w:type="dxa" w:w="1881"/>
+          </w:tcPr>
+          <w:p>
+            <w:pPr>
+              <w:spacing w:line="240" w:lineRule="auto" w:after="0"/>
+            </w:pPr>
+            <w:r>
+              <w:rPr>
+                <w:rFonts w:ascii="Times New Roman" w:hAnsi="Times New Roman"/>
+                <w:b w:val="0"/>
+                <w:sz w:val="22"/>
+              </w:rPr>
+              <w:t>+19,4%</w:t>
+            </w:r>
+          </w:p>
+        </w:tc>
+      </w:tr>
+    </w:tbl>
+    <w:p>
+      <w:pPr>
+        <w:spacing w:line="240" w:lineRule="auto" w:before="40" w:after="120"/>
+        <w:jc w:val="center"/>
+      </w:pPr>
+      <w:r>
+        <w:rPr>
+          <w:rFonts w:ascii="Times New Roman" w:hAnsi="Times New Roman"/>
+          <w:i w:val="0"/>
+          <w:sz w:val="20"/>
+        </w:rPr>
+        <w:t>Fonte: Elaborado pelo autor (2026).</w:t>
+      </w:r>
+    </w:p>
+    <w:p/>
+    <w:p>
+      <w:pPr>
+        <w:spacing w:line="360" w:lineRule="auto" w:after="120"/>
+        <w:ind w:firstLine="709"/>
+        <w:jc w:val="both"/>
+      </w:pPr>
+      <w:r>
+        <w:rPr>
+          <w:rFonts w:ascii="Times New Roman" w:hAnsi="Times New Roman"/>
+          <w:sz w:val="24"/>
+        </w:rPr>
+      </w:r>
+      <w:r>
+        <w:rPr>
+          <w:rFonts w:ascii="Times New Roman" w:hAnsi="Times New Roman"/>
+          <w:b/>
+          <w:sz w:val="24"/>
+        </w:rPr>
+        <w:t>Dois asteriscos estão em números negativos, e isso é proposital.</w:t>
+      </w:r>
+      <w:r>
+        <w:rPr>
+          <w:rFonts w:ascii="Times New Roman" w:hAnsi="Times New Roman"/>
+          <w:sz w:val="24"/>
+        </w:rPr>
+        <w:t xml:space="preserve"> Nas noites de muita notícia sem comunicado, e nas de Comunicado ao Mercado, o volume do pregão seguinte é </w:t>
+      </w:r>
+      <w:r>
+        <w:rPr>
+          <w:rFonts w:ascii="Times New Roman" w:hAnsi="Times New Roman"/>
+          <w:b/>
+          <w:sz w:val="24"/>
+        </w:rPr>
+        <w:t>mais baixo</w:t>
+      </w:r>
+      <w:r>
+        <w:rPr>
+          <w:rFonts w:ascii="Times New Roman" w:hAnsi="Times New Roman"/>
+          <w:sz w:val="24"/>
+        </w:rPr>
+        <w:t xml:space="preserve"> que o da noite vazia, com certeza estatística. Não é ruído: são noites em que se escreveu muito sobre nada de novo, e o mercado reagiu negociando menos.</w:t>
+      </w:r>
+    </w:p>
+    <w:p>
+      <w:pPr>
+        <w:spacing w:line="360" w:lineRule="auto" w:after="120"/>
+        <w:ind w:firstLine="709"/>
+        <w:jc w:val="both"/>
+      </w:pPr>
+      <w:r>
+        <w:rPr>
+          <w:rFonts w:ascii="Times New Roman" w:hAnsi="Times New Roman"/>
+          <w:sz w:val="24"/>
+        </w:rPr>
+      </w:r>
+      <w:r>
+        <w:rPr>
+          <w:rFonts w:ascii="Times New Roman" w:hAnsi="Times New Roman"/>
+          <w:b/>
+          <w:sz w:val="24"/>
+        </w:rPr>
+        <w:t>Lendo em voz alta:</w:t>
+      </w:r>
+      <w:r>
+        <w:rPr>
+          <w:rFonts w:ascii="Times New Roman" w:hAnsi="Times New Roman"/>
+          <w:sz w:val="24"/>
+        </w:rPr>
+        <w:t xml:space="preserve"> a notícia do jornal sozinha não move nada. O comunicado da CVM sozinho também não. </w:t>
+      </w:r>
+      <w:r>
+        <w:rPr>
+          <w:rFonts w:ascii="Times New Roman" w:hAnsi="Times New Roman"/>
+          <w:b/>
+          <w:sz w:val="24"/>
+        </w:rPr>
+        <w:t>Os dois juntos movem o tamanho da variação do preço em +38%.</w:t>
+      </w:r>
+      <w:r>
+        <w:rPr>
+          <w:rFonts w:ascii="Times New Roman" w:hAnsi="Times New Roman"/>
+          <w:sz w:val="24"/>
+        </w:rPr>
+      </w:r>
+    </w:p>
+    <w:p>
+      <w:pPr>
+        <w:spacing w:line="240" w:lineRule="auto" w:before="120" w:after="40"/>
+        <w:jc w:val="center"/>
+      </w:pPr>
+      <w:r>
+        <w:rPr>
+          <w:rFonts w:ascii="Times New Roman" w:hAnsi="Times New Roman"/>
+          <w:sz w:val="20"/>
+        </w:rPr>
+        <w:t>Tabela 2 – O mesmo, em números do dia a dia</w:t>
+      </w:r>
+    </w:p>
+    <w:tbl>
+      <w:tblPr>
+        <w:tblW w:type="auto" w:w="0"/>
+        <w:jc w:val="center"/>
+        <w:tblLook w:firstColumn="1" w:firstRow="1" w:lastColumn="0" w:lastRow="0" w:noHBand="0" w:noVBand="1" w:val="04A0"/>
+        <w:tblBorders>
+          <w:top w:val="single" w:sz="8" w:color="000000"/>
+          <w:bottom w:val="single" w:sz="8" w:color="000000"/>
+          <w:left w:val="none" w:sz="0"/>
+          <w:right w:val="none" w:sz="0"/>
+          <w:insideV w:val="none" w:sz="0"/>
+        </w:tblBorders>
+      </w:tblPr>
+      <w:tblGrid>
+        <w:gridCol w:w="3135"/>
+        <w:gridCol w:w="3135"/>
+        <w:gridCol w:w="3135"/>
+      </w:tblGrid>
+      <w:tr>
+        <w:tc>
+          <w:tcPr>
+            <w:tcW w:type="dxa" w:w="3135"/>
+            <w:tcBorders>
+              <w:bottom w:val="single" w:sz="8" w:color="000000"/>
+            </w:tcBorders>
+          </w:tcPr>
+          <w:p>
+            <w:pPr>
+              <w:spacing w:line="240" w:lineRule="auto" w:after="0"/>
+            </w:pPr>
+            <w:r>
+              <w:rPr>
+                <w:rFonts w:ascii="Times New Roman" w:hAnsi="Times New Roman"/>
+                <w:b/>
+                <w:sz w:val="22"/>
+              </w:rPr>
+              <w:t>Tipo de noite</w:t>
+            </w:r>
+          </w:p>
+        </w:tc>
+        <w:tc>
+          <w:tcPr>
+            <w:tcW w:type="dxa" w:w="3135"/>
+            <w:tcBorders>
+              <w:bottom w:val="single" w:sz="8" w:color="000000"/>
+            </w:tcBorders>
+          </w:tcPr>
+          <w:p>
+            <w:pPr>
+              <w:spacing w:line="240" w:lineRule="auto" w:after="0"/>
+            </w:pPr>
+            <w:r>
+              <w:rPr>
+                <w:rFonts w:ascii="Times New Roman" w:hAnsi="Times New Roman"/>
+                <w:b/>
+                <w:sz w:val="22"/>
+              </w:rPr>
+              <w:t>Quanto a ação oscila</w:t>
+            </w:r>
+          </w:p>
+        </w:tc>
+        <w:tc>
+          <w:tcPr>
+            <w:tcW w:type="dxa" w:w="3135"/>
+            <w:tcBorders>
+              <w:bottom w:val="single" w:sz="8" w:color="000000"/>
+            </w:tcBorders>
+          </w:tcPr>
+          <w:p>
+            <w:pPr>
+              <w:spacing w:line="240" w:lineRule="auto" w:after="0"/>
+            </w:pPr>
+            <w:r>
+              <w:rPr>
+                <w:rFonts w:ascii="Times New Roman" w:hAnsi="Times New Roman"/>
+                <w:b/>
+                <w:sz w:val="22"/>
+              </w:rPr>
+              <w:t>Quanto gira</w:t>
+            </w:r>
+          </w:p>
+        </w:tc>
+      </w:tr>
+      <w:tr>
+        <w:tc>
+          <w:tcPr>
+            <w:tcW w:type="dxa" w:w="3135"/>
+          </w:tcPr>
+          <w:p>
+            <w:pPr>
+              <w:spacing w:line="240" w:lineRule="auto" w:after="0"/>
+            </w:pPr>
+            <w:r>
+              <w:rPr>
+                <w:rFonts w:ascii="Times New Roman" w:hAnsi="Times New Roman"/>
+                <w:b w:val="0"/>
+                <w:sz w:val="22"/>
+              </w:rPr>
+              <w:t>noite em que não houve nada</w:t>
+            </w:r>
+          </w:p>
+        </w:tc>
+        <w:tc>
+          <w:tcPr>
+            <w:tcW w:type="dxa" w:w="3135"/>
+          </w:tcPr>
+          <w:p>
+            <w:pPr>
+              <w:spacing w:line="240" w:lineRule="auto" w:after="0"/>
+            </w:pPr>
+            <w:r>
+              <w:rPr>
+                <w:rFonts w:ascii="Times New Roman" w:hAnsi="Times New Roman"/>
+                <w:b w:val="0"/>
+                <w:sz w:val="22"/>
+              </w:rPr>
+              <w:t>1,31%</w:t>
+            </w:r>
+          </w:p>
+        </w:tc>
+        <w:tc>
+          <w:tcPr>
+            <w:tcW w:type="dxa" w:w="3135"/>
+          </w:tcPr>
+          <w:p>
+            <w:pPr>
+              <w:spacing w:line="240" w:lineRule="auto" w:after="0"/>
+            </w:pPr>
+            <w:r>
+              <w:rPr>
+                <w:rFonts w:ascii="Times New Roman" w:hAnsi="Times New Roman"/>
+                <w:b w:val="0"/>
+                <w:sz w:val="22"/>
+              </w:rPr>
+              <w:t>46,3 milhões</w:t>
+            </w:r>
+          </w:p>
+        </w:tc>
+      </w:tr>
+      <w:tr>
+        <w:tc>
+          <w:tcPr>
+            <w:tcW w:type="dxa" w:w="3135"/>
+          </w:tcPr>
+          <w:p>
+            <w:pPr>
+              <w:spacing w:line="240" w:lineRule="auto" w:after="0"/>
+            </w:pPr>
+            <w:r>
+              <w:rPr>
+                <w:rFonts w:ascii="Times New Roman" w:hAnsi="Times New Roman"/>
+                <w:b w:val="0"/>
+                <w:sz w:val="22"/>
+              </w:rPr>
+              <w:t>noite de muita notícia (sem CVM)</w:t>
+            </w:r>
+          </w:p>
+        </w:tc>
+        <w:tc>
+          <w:tcPr>
+            <w:tcW w:type="dxa" w:w="3135"/>
+          </w:tcPr>
+          <w:p>
+            <w:pPr>
+              <w:spacing w:line="240" w:lineRule="auto" w:after="0"/>
+            </w:pPr>
+            <w:r>
+              <w:rPr>
+                <w:rFonts w:ascii="Times New Roman" w:hAnsi="Times New Roman"/>
+                <w:b w:val="0"/>
+                <w:sz w:val="22"/>
+              </w:rPr>
+              <w:t>1,30%</w:t>
+            </w:r>
+          </w:p>
+        </w:tc>
+        <w:tc>
+          <w:tcPr>
+            <w:tcW w:type="dxa" w:w="3135"/>
+          </w:tcPr>
+          <w:p>
+            <w:pPr>
+              <w:spacing w:line="240" w:lineRule="auto" w:after="0"/>
+            </w:pPr>
+            <w:r>
+              <w:rPr>
+                <w:rFonts w:ascii="Times New Roman" w:hAnsi="Times New Roman"/>
+                <w:b w:val="0"/>
+                <w:sz w:val="22"/>
+              </w:rPr>
+              <w:t>44,2 milhões</w:t>
+            </w:r>
+          </w:p>
+        </w:tc>
+      </w:tr>
+      <w:tr>
+        <w:tc>
+          <w:tcPr>
+            <w:tcW w:type="dxa" w:w="3135"/>
+          </w:tcPr>
+          <w:p>
+            <w:pPr>
+              <w:spacing w:line="240" w:lineRule="auto" w:after="0"/>
+            </w:pPr>
+            <w:r>
+              <w:rPr>
+                <w:rFonts w:ascii="Times New Roman" w:hAnsi="Times New Roman"/>
+                <w:b w:val="0"/>
+                <w:sz w:val="22"/>
+              </w:rPr>
+              <w:t>noite de FATO RELEVANTE</w:t>
+            </w:r>
+          </w:p>
+        </w:tc>
+        <w:tc>
+          <w:tcPr>
+            <w:tcW w:type="dxa" w:w="3135"/>
+          </w:tcPr>
+          <w:p>
+            <w:pPr>
+              <w:spacing w:line="240" w:lineRule="auto" w:after="0"/>
+            </w:pPr>
+            <w:r>
+              <w:rPr>
+                <w:rFonts w:ascii="Times New Roman" w:hAnsi="Times New Roman"/>
+                <w:b w:val="0"/>
+                <w:sz w:val="22"/>
+              </w:rPr>
+              <w:t>1,65%</w:t>
+            </w:r>
+          </w:p>
+        </w:tc>
+        <w:tc>
+          <w:tcPr>
+            <w:tcW w:type="dxa" w:w="3135"/>
+          </w:tcPr>
+          <w:p>
+            <w:pPr>
+              <w:spacing w:line="240" w:lineRule="auto" w:after="0"/>
+            </w:pPr>
+            <w:r>
+              <w:rPr>
+                <w:rFonts w:ascii="Times New Roman" w:hAnsi="Times New Roman"/>
+                <w:b w:val="0"/>
+                <w:sz w:val="22"/>
+              </w:rPr>
+              <w:t>60,4 milhões</w:t>
+            </w:r>
+          </w:p>
+        </w:tc>
+      </w:tr>
+      <w:tr>
+        <w:tc>
+          <w:tcPr>
+            <w:tcW w:type="dxa" w:w="3135"/>
+          </w:tcPr>
+          <w:p>
+            <w:pPr>
+              <w:spacing w:line="240" w:lineRule="auto" w:after="0"/>
+            </w:pPr>
+            <w:r>
+              <w:rPr>
+                <w:rFonts w:ascii="Times New Roman" w:hAnsi="Times New Roman"/>
+                <w:b w:val="0"/>
+                <w:sz w:val="22"/>
+              </w:rPr>
+              <w:t>FATO RELEVANTE + muita notícia</w:t>
+            </w:r>
+          </w:p>
+        </w:tc>
+        <w:tc>
+          <w:tcPr>
+            <w:tcW w:type="dxa" w:w="3135"/>
+          </w:tcPr>
+          <w:p>
+            <w:pPr>
+              <w:spacing w:line="240" w:lineRule="auto" w:after="0"/>
+            </w:pPr>
+            <w:r>
+              <w:rPr>
+                <w:rFonts w:ascii="Times New Roman" w:hAnsi="Times New Roman"/>
+                <w:b w:val="0"/>
+                <w:sz w:val="22"/>
+              </w:rPr>
+              <w:t>1,70%</w:t>
+            </w:r>
+          </w:p>
+        </w:tc>
+        <w:tc>
+          <w:tcPr>
+            <w:tcW w:type="dxa" w:w="3135"/>
+          </w:tcPr>
+          <w:p>
+            <w:pPr>
+              <w:spacing w:line="240" w:lineRule="auto" w:after="0"/>
+            </w:pPr>
+            <w:r>
+              <w:rPr>
+                <w:rFonts w:ascii="Times New Roman" w:hAnsi="Times New Roman"/>
+                <w:b w:val="0"/>
+                <w:sz w:val="22"/>
+              </w:rPr>
+              <w:t>62,5 milhões</w:t>
+            </w:r>
+          </w:p>
+        </w:tc>
+      </w:tr>
+    </w:tbl>
+    <w:p>
+      <w:pPr>
+        <w:spacing w:line="240" w:lineRule="auto" w:before="40" w:after="120"/>
+        <w:jc w:val="center"/>
+      </w:pPr>
+      <w:r>
+        <w:rPr>
+          <w:rFonts w:ascii="Times New Roman" w:hAnsi="Times New Roman"/>
+          <w:i w:val="0"/>
+          <w:sz w:val="20"/>
+        </w:rPr>
+        <w:t>Fonte: Elaborado pelo autor (2026).</w:t>
+      </w:r>
+    </w:p>
+    <w:p/>
+    <w:p>
+      <w:pPr>
+        <w:spacing w:line="360" w:lineRule="auto" w:after="120"/>
+        <w:ind w:firstLine="709"/>
+        <w:jc w:val="both"/>
+      </w:pPr>
+      <w:r>
+        <w:rPr>
+          <w:rFonts w:ascii="Times New Roman" w:hAnsi="Times New Roman"/>
+          <w:sz w:val="24"/>
+        </w:rPr>
+      </w:r>
+      <w:r>
+        <w:rPr>
+          <w:rFonts w:ascii="Times New Roman" w:hAnsi="Times New Roman"/>
+          <w:b/>
+          <w:sz w:val="24"/>
+        </w:rPr>
+        <w:t>Para que lado o preço vai, continua imprevisível.</w:t>
+      </w:r>
+      <w:r>
+        <w:rPr>
+          <w:rFonts w:ascii="Times New Roman" w:hAnsi="Times New Roman"/>
+          <w:sz w:val="24"/>
+        </w:rPr>
+        <w:t xml:space="preserve"> Tom muito negativo é seguido de queda média de 0,170%; tom muito positivo, de alta de 0,164%. Parece certo, mas o valor-p é 0.291 — </w:t>
+      </w:r>
+      <w:r>
+        <w:rPr>
+          <w:rFonts w:ascii="Times New Roman" w:hAnsi="Times New Roman"/>
+          <w:b/>
+          <w:sz w:val="24"/>
+        </w:rPr>
+        <w:t>pode ser sorte.</w:t>
+      </w:r>
+      <w:r>
+        <w:rPr>
+          <w:rFonts w:ascii="Times New Roman" w:hAnsi="Times New Roman"/>
+          <w:sz w:val="24"/>
+        </w:rPr>
+      </w:r>
+    </w:p>
+    <w:p>
+      <w:pPr>
+        <w:spacing w:line="360" w:lineRule="auto" w:after="120"/>
+        <w:ind w:firstLine="709"/>
+        <w:jc w:val="both"/>
+      </w:pPr>
+      <w:r>
+        <w:rPr>
+          <w:rFonts w:ascii="Times New Roman" w:hAnsi="Times New Roman"/>
+          <w:sz w:val="24"/>
+        </w:rPr>
+      </w:r>
+      <w:r>
+        <w:rPr>
+          <w:rFonts w:ascii="Times New Roman" w:hAnsi="Times New Roman"/>
+          <w:b/>
+          <w:sz w:val="24"/>
+        </w:rPr>
+        <w:t>O resto deste documento é outra pergunta:</w:t>
+      </w:r>
+      <w:r>
+        <w:rPr>
+          <w:rFonts w:ascii="Times New Roman" w:hAnsi="Times New Roman"/>
+          <w:sz w:val="24"/>
+        </w:rPr>
+        <w:t xml:space="preserve"> não *quanto* o mercado se moveu, e sim se dá para </w:t>
+      </w:r>
+      <w:r>
+        <w:rPr>
+          <w:rFonts w:ascii="Times New Roman" w:hAnsi="Times New Roman"/>
+          <w:b/>
+          <w:sz w:val="24"/>
+        </w:rPr>
+        <w:t>adivinhar antes</w:t>
+      </w:r>
+      <w:r>
+        <w:rPr>
+          <w:rFonts w:ascii="Times New Roman" w:hAnsi="Times New Roman"/>
+          <w:sz w:val="24"/>
+        </w:rPr>
+        <w:t>. Foi o que os professores pediram em 16 de setembro.</w:t>
+      </w:r>
+    </w:p>
+    <w:p>
+      <w:pPr>
+        <w:keepNext/>
+        <w:spacing w:before="360" w:after="120"/>
+      </w:pPr>
+      <w:r>
+        <w:rPr>
+          <w:rFonts w:ascii="Times New Roman" w:hAnsi="Times New Roman"/>
+          <w:b/>
+          <w:sz w:val="24"/>
+        </w:rPr>
+        <w:t>2 A PERGUNTA</w:t>
       </w:r>
     </w:p>
     <w:p>
@@ -169,7 +1270,7 @@
           <w:b/>
           <w:sz w:val="24"/>
         </w:rPr>
-        <w:t>2 TENTEI DUAS VEZES E NÃO DEU CERTO</w:t>
+        <w:t>3 TENTEI DUAS VEZES E NÃO DEU CERTO</w:t>
       </w:r>
     </w:p>
     <w:p>
@@ -239,7 +1340,7 @@
           <w:b/>
           <w:sz w:val="24"/>
         </w:rPr>
-        <w:t>3 E AÍ O MOTIVO DO FRACASSO EXPLICOU TUDO</w:t>
+        <w:t>4 E AÍ O MOTIVO DO FRACASSO EXPLICOU TUDO</w:t>
       </w:r>
     </w:p>
     <w:p>
@@ -266,7 +1367,7 @@
           <w:rFonts w:ascii="Times New Roman" w:hAnsi="Times New Roman"/>
           <w:sz w:val="20"/>
         </w:rPr>
-        <w:t>Tabela 1 – O que o Fato Relevante faz com o sacolejo</w:t>
+        <w:t>Tabela 3 – O que o Fato Relevante faz com o sacolejo</w:t>
       </w:r>
     </w:p>
     <w:tbl>
@@ -617,7 +1718,7 @@
           <w:b/>
           <w:sz w:val="24"/>
         </w:rPr>
-        <w:t>4 ENTÃO MUDEI A PERGUNTA</w:t>
+        <w:t>5 ENTÃO MUDEI A PERGUNTA</w:t>
       </w:r>
     </w:p>
     <w:p>
@@ -659,7 +1760,7 @@
           <w:rFonts w:ascii="Times New Roman" w:hAnsi="Times New Roman"/>
           <w:sz w:val="20"/>
         </w:rPr>
-        <w:t>Tabela 2 – Chance de o dia seguinte ser excepcional</w:t>
+        <w:t>Tabela 4 – Chance de o dia seguinte ser excepcional</w:t>
       </w:r>
     </w:p>
     <w:tbl>
@@ -968,7 +2069,7 @@
           <w:b/>
           <w:sz w:val="24"/>
         </w:rPr>
-        <w:t>5 E JUNTAR AS DUAS FONTES?</w:t>
+        <w:t>6 E JUNTAR AS DUAS FONTES?</w:t>
       </w:r>
     </w:p>
     <w:p>
@@ -981,7 +2082,7 @@
           <w:rFonts w:ascii="Times New Roman" w:hAnsi="Times New Roman"/>
           <w:sz w:val="20"/>
         </w:rPr>
-        <w:t>Tabela 3 – A resposta à pergunta que motivou tudo</w:t>
+        <w:t>Tabela 5 – A resposta à pergunta que motivou tudo</w:t>
       </w:r>
     </w:p>
     <w:tbl>
@@ -1387,7 +2488,7 @@
           <w:b/>
           <w:sz w:val="24"/>
         </w:rPr>
-        <w:t>6 O QUE NÃO POSSO AFIRMAR</w:t>
+        <w:t>7 O QUE NÃO POSSO AFIRMAR</w:t>
       </w:r>
     </w:p>
     <w:p>
@@ -1459,7 +2560,20 @@
           <w:b/>
           <w:sz w:val="24"/>
         </w:rPr>
-        <w:t>7 EM QUATRO FRASES</w:t>
+        <w:t>8 EM QUATRO FRASES</w:t>
+      </w:r>
+    </w:p>
+    <w:p>
+      <w:pPr>
+        <w:pStyle w:val="ListBullet"/>
+        <w:spacing w:line="360" w:lineRule="auto"/>
+      </w:pPr>
+      <w:r>
+        <w:rPr>
+          <w:rFonts w:ascii="Times New Roman" w:hAnsi="Times New Roman"/>
+          <w:sz w:val="24"/>
+        </w:rPr>
+        <w:t>“A notícia do jornal sozinha não move o preço, e o comunicado da CVM sozinho também não. Os dois juntos movem o tamanho da variação em 38%, e a direção continua imprevisível.”</w:t>
       </w:r>
     </w:p>
     <w:p>
